--- a/mail-templates/Estate Attorney Letter (Blessings).docx
+++ b/mail-templates/Estate Attorney Letter (Blessings).docx
@@ -36,7 +36,7 @@
           <w:rFonts w:ascii="Patrick Hand" w:hAnsi="Patrick Hand" w:cs="Patrick Hand" w:eastAsia="Patrick Hand"/>
           <w:sz w:val="31"/>
         </w:rPr>
-        <w:t>(704) 387-3482  |  damien@dominionlandgroup.land</w:t>
+        <w:t>(980) 990-2356  |  damien@dominionlandgroup.land</w:t>
       </w:r>
     </w:p>
     <w:p>
@@ -167,7 +167,7 @@
           <w:rFonts w:ascii="Patrick Hand" w:hAnsi="Patrick Hand" w:cs="Patrick Hand" w:eastAsia="Patrick Hand"/>
           <w:sz w:val="31"/>
         </w:rPr>
-        <w:t xml:space="preserve">If you have an estate with a house or land that needs to be sold, call or text me at (704) 387-3482, or email damien@dominionlandgroup.land, and mention code </w:t>
+        <w:t xml:space="preserve">If you have an estate with a house or land that needs to be sold, call or text me at (980) 990-2356, or email damien@dominionlandgroup.land, and mention code </w:t>
       </w:r>
       <w:r>
         <w:rPr>

--- a/mail-templates/Estate Attorney Letter (Blessings).docx
+++ b/mail-templates/Estate Attorney Letter (Blessings).docx
@@ -89,7 +89,7 @@
           <w:rFonts w:ascii="Patrick Hand" w:hAnsi="Patrick Hand" w:cs="Patrick Hand" w:eastAsia="Patrick Hand"/>
           <w:sz w:val="31"/>
         </w:rPr>
-        <w:t xml:space="preserve">Peace and blessings, </w:t>
+        <w:t xml:space="preserve">Dear </w:t>
       </w:r>
       <w:r>
         <w:rPr>
@@ -197,7 +197,7 @@
           <w:rFonts w:ascii="Patrick Hand" w:hAnsi="Patrick Hand" w:cs="Patrick Hand" w:eastAsia="Patrick Hand"/>
           <w:sz w:val="31"/>
         </w:rPr>
-        <w:t xml:space="preserve">More grace,</w:t>
+        <w:t xml:space="preserve">Sincerely,</w:t>
       </w:r>
     </w:p>
     <w:p>
